--- a/docx/word/04_轴承寿命预测与故障诊断系统_SRS规格说明文档_zyj.docx
+++ b/docx/word/04_轴承寿命预测与故障诊断系统_SRS规格说明文档_zyj.docx
@@ -185,7 +185,7 @@
         <w:pStyle w:val="BodyText"/>
       </w:pPr>
       <w:r>
-        <w:t xml:space="preserve">当前代码采用 Python 3.11、uv 包管理和 PyTorch 2.10 依赖范围。源码物理路径为</w:t>
+        <w:t xml:space="preserve">当前代码采用 Python 3.11、uv 包管理和 PyTorch 2.10 依赖范围。系统通过</w:t>
       </w:r>
       <w:r>
         <w:t xml:space="preserve"> </w:t>
@@ -194,10 +194,13 @@
         <w:rPr>
           <w:rStyle w:val="VerbatimChar"/>
         </w:rPr>
-        <w:t xml:space="preserve">src/USTC/SSE/BearingPrediction</w:t>
-      </w:r>
-      <w:r>
-        <w:t xml:space="preserve">，示例和 Notebook 中推荐通过</w:t>
+        <w:t xml:space="preserve">phm</w:t>
+      </w:r>
+      <w:r>
+        <w:t xml:space="preserve"> </w:t>
+      </w:r>
+      <w:r>
+        <w:t xml:space="preserve">命令运行分析、训练和 benchmark，示例代码推荐通过</w:t>
       </w:r>
       <w:r>
         <w:t xml:space="preserve"> </w:t>
@@ -349,7 +352,7 @@
               <w:jc w:val="left"/>
             </w:pPr>
             <w:r>
-              <w:t xml:space="preserve">Loader 测试与 Notebook 运行</w:t>
+              <w:t xml:space="preserve">Loader 测试与 CLI 运行</w:t>
             </w:r>
           </w:p>
         </w:tc>
@@ -557,7 +560,7 @@
               <w:jc w:val="left"/>
             </w:pPr>
             <w:r>
-              <w:t xml:space="preserve">支持 Notebook 可视化展示</w:t>
+              <w:t xml:space="preserve">支持 CLI 可视化展示</w:t>
             </w:r>
           </w:p>
         </w:tc>
@@ -984,7 +987,7 @@
               <w:t xml:space="preserve">tests/test_feature_processors.py</w:t>
             </w:r>
             <w:r>
-              <w:t xml:space="preserve">、Notebook</w:t>
+              <w:t xml:space="preserve">、CLI smoke</w:t>
             </w:r>
           </w:p>
         </w:tc>
@@ -1022,7 +1025,7 @@
               <w:jc w:val="left"/>
             </w:pPr>
             <w:r>
-              <w:t xml:space="preserve">PHM2012 RUL Notebook</w:t>
+              <w:t xml:space="preserve">PHM2012 RUL CLI</w:t>
             </w:r>
           </w:p>
         </w:tc>
@@ -1060,7 +1063,7 @@
               <w:jc w:val="left"/>
             </w:pPr>
             <w:r>
-              <w:t xml:space="preserve">XJTU-SY Fault Notebook</w:t>
+              <w:t xml:space="preserve">XJTU-SY Fault CLI</w:t>
             </w:r>
           </w:p>
         </w:tc>
